--- a/backend/word_templates/自有资金/机械租赁/邀请询比/8.采购记录及结果审核表.docx
+++ b/backend/word_templates/自有资金/机械租赁/邀请询比/8.采购记录及结果审核表.docx
@@ -263,7 +263,7 @@
             <w:r>
               <w:rPr>
                 <w:rFonts w:hint="eastAsia" w:ascii="仿宋_GB2312" w:hAnsi="Times New Roman" w:eastAsia="仿宋_GB2312"/>
-                <w:color w:val="auto"/>
+                <w:color w:val="0000FF"/>
                 <w:sz w:val="24"/>
                 <w:highlight w:val="none"/>
                 <w:lang w:val="en-US" w:eastAsia="zh-CN"/>
@@ -347,7 +347,7 @@
               <w:jc w:val="center"/>
               <w:rPr>
                 <w:rFonts w:ascii="Times New Roman" w:hAnsi="Times New Roman" w:eastAsia="仿宋_GB2312"/>
-                <w:color w:val="auto"/>
+                <w:color w:val="0000FF"/>
                 <w:sz w:val="24"/>
                 <w:highlight w:val="none"/>
               </w:rPr>
@@ -355,7 +355,7 @@
             <w:r>
               <w:rPr>
                 <w:rFonts w:hint="eastAsia" w:ascii="仿宋_GB2312" w:hAnsi="Times New Roman" w:eastAsia="仿宋_GB2312"/>
-                <w:color w:val="auto"/>
+                <w:color w:val="0000FF"/>
                 <w:sz w:val="24"/>
                 <w:highlight w:val="none"/>
                 <w:lang w:val="en-US" w:eastAsia="zh-CN"/>
@@ -410,8 +410,18 @@
                 <w:color w:val="auto"/>
                 <w:sz w:val="24"/>
                 <w:highlight w:val="none"/>
-              </w:rPr>
-              <w:t>采购项目名称</w:t>
+                <w:lang w:val="en-US" w:eastAsia="zh-CN"/>
+              </w:rPr>
+              <w:t>租赁</w:t>
+            </w:r>
+            <w:r>
+              <w:rPr>
+                <w:rFonts w:hint="eastAsia" w:ascii="仿宋_GB2312" w:hAnsi="仿宋_GB2312" w:eastAsia="仿宋_GB2312" w:cs="仿宋_GB2312"/>
+                <w:color w:val="auto"/>
+                <w:sz w:val="24"/>
+                <w:highlight w:val="none"/>
+              </w:rPr>
+              <w:t>项目名称</w:t>
             </w:r>
           </w:p>
         </w:tc>
@@ -428,7 +438,7 @@
               <w:jc w:val="center"/>
               <w:rPr>
                 <w:rFonts w:ascii="Times New Roman" w:hAnsi="Times New Roman" w:eastAsia="仿宋_GB2312"/>
-                <w:color w:val="auto"/>
+                <w:color w:val="0000FF"/>
                 <w:sz w:val="24"/>
                 <w:highlight w:val="none"/>
               </w:rPr>
@@ -436,7 +446,7 @@
             <w:r>
               <w:rPr>
                 <w:rFonts w:hint="eastAsia" w:ascii="仿宋_GB2312" w:hAnsi="Times New Roman" w:eastAsia="仿宋_GB2312" w:cs="Times New Roman"/>
-                <w:color w:val="auto"/>
+                <w:color w:val="0000FF"/>
                 <w:sz w:val="24"/>
                 <w:highlight w:val="none"/>
                 <w:lang w:val="en-US" w:eastAsia="zh-CN"/>
@@ -446,7 +456,7 @@
             <w:r>
               <w:rPr>
                 <w:rFonts w:hint="eastAsia" w:ascii="仿宋_GB2312" w:hAnsi="Times New Roman" w:eastAsia="仿宋_GB2312"/>
-                <w:color w:val="auto"/>
+                <w:color w:val="0000FF"/>
                 <w:sz w:val="24"/>
                 <w:highlight w:val="none"/>
                 <w:lang w:val="en-US" w:eastAsia="zh-CN"/>
@@ -659,7 +669,7 @@
                 <w:sz w:val="24"/>
                 <w:highlight w:val="none"/>
               </w:rPr>
-              <w:t>参与采购</w:t>
+              <w:t>参与</w:t>
             </w:r>
           </w:p>
           <w:p>
@@ -975,7 +985,7 @@
               <w:jc w:val="center"/>
               <w:rPr>
                 <w:rFonts w:hint="eastAsia" w:ascii="仿宋_GB2312" w:hAnsi="仿宋_GB2312" w:eastAsia="仿宋_GB2312" w:cs="仿宋_GB2312"/>
-                <w:color w:val="auto"/>
+                <w:color w:val="0000FF"/>
                 <w:sz w:val="21"/>
                 <w:szCs w:val="21"/>
                 <w:highlight w:val="none"/>
@@ -985,7 +995,7 @@
             <w:r>
               <w:rPr>
                 <w:rFonts w:hint="eastAsia" w:ascii="仿宋_GB2312" w:hAnsi="仿宋_GB2312" w:eastAsia="仿宋_GB2312" w:cs="仿宋_GB2312"/>
-                <w:color w:val="auto"/>
+                <w:color w:val="0000FF"/>
                 <w:sz w:val="21"/>
                 <w:szCs w:val="21"/>
                 <w:highlight w:val="none"/>
@@ -1010,7 +1020,7 @@
               <w:jc w:val="center"/>
               <w:rPr>
                 <w:rFonts w:hint="default" w:ascii="仿宋_GB2312" w:hAnsi="仿宋_GB2312" w:eastAsia="仿宋_GB2312" w:cs="仿宋_GB2312"/>
-                <w:color w:val="auto"/>
+                <w:color w:val="0000FF"/>
                 <w:sz w:val="21"/>
                 <w:szCs w:val="21"/>
                 <w:highlight w:val="none"/>
@@ -1020,7 +1030,7 @@
             <w:r>
               <w:rPr>
                 <w:rFonts w:hint="eastAsia" w:ascii="仿宋_GB2312" w:hAnsi="仿宋_GB2312" w:eastAsia="仿宋_GB2312" w:cs="仿宋_GB2312"/>
-                <w:color w:val="auto"/>
+                <w:color w:val="0000FF"/>
                 <w:sz w:val="21"/>
                 <w:szCs w:val="21"/>
                 <w:highlight w:val="none"/>
@@ -1045,7 +1055,7 @@
               <w:jc w:val="center"/>
               <w:rPr>
                 <w:rFonts w:hint="default" w:ascii="仿宋_GB2312" w:hAnsi="仿宋_GB2312" w:eastAsia="仿宋_GB2312" w:cs="仿宋_GB2312"/>
-                <w:color w:val="auto"/>
+                <w:color w:val="0000FF"/>
                 <w:sz w:val="21"/>
                 <w:szCs w:val="21"/>
                 <w:highlight w:val="none"/>
@@ -1055,7 +1065,7 @@
             <w:r>
               <w:rPr>
                 <w:rFonts w:hint="eastAsia" w:ascii="仿宋_GB2312" w:hAnsi="仿宋_GB2312" w:eastAsia="仿宋_GB2312" w:cs="仿宋_GB2312"/>
-                <w:color w:val="auto"/>
+                <w:color w:val="0000FF"/>
                 <w:sz w:val="21"/>
                 <w:szCs w:val="21"/>
                 <w:highlight w:val="none"/>
@@ -1216,7 +1226,7 @@
               <w:jc w:val="center"/>
               <w:rPr>
                 <w:rFonts w:hint="eastAsia" w:ascii="仿宋_GB2312" w:hAnsi="仿宋_GB2312" w:eastAsia="仿宋_GB2312" w:cs="仿宋_GB2312"/>
-                <w:color w:val="auto"/>
+                <w:color w:val="0000FF"/>
                 <w:sz w:val="21"/>
                 <w:szCs w:val="21"/>
                 <w:highlight w:val="none"/>
@@ -1226,7 +1236,7 @@
             <w:r>
               <w:rPr>
                 <w:rFonts w:hint="eastAsia" w:ascii="仿宋_GB2312" w:hAnsi="仿宋_GB2312" w:eastAsia="仿宋_GB2312" w:cs="仿宋_GB2312"/>
-                <w:color w:val="auto"/>
+                <w:color w:val="0000FF"/>
                 <w:sz w:val="21"/>
                 <w:szCs w:val="21"/>
                 <w:highlight w:val="none"/>
@@ -1251,7 +1261,7 @@
               <w:jc w:val="center"/>
               <w:rPr>
                 <w:rFonts w:hint="default" w:ascii="仿宋_GB2312" w:hAnsi="仿宋_GB2312" w:eastAsia="仿宋_GB2312" w:cs="仿宋_GB2312"/>
-                <w:color w:val="auto"/>
+                <w:color w:val="0000FF"/>
                 <w:sz w:val="21"/>
                 <w:szCs w:val="21"/>
                 <w:highlight w:val="none"/>
@@ -1261,7 +1271,7 @@
             <w:r>
               <w:rPr>
                 <w:rFonts w:hint="eastAsia" w:ascii="仿宋_GB2312" w:hAnsi="仿宋_GB2312" w:eastAsia="仿宋_GB2312" w:cs="仿宋_GB2312"/>
-                <w:color w:val="auto"/>
+                <w:color w:val="0000FF"/>
                 <w:sz w:val="21"/>
                 <w:szCs w:val="21"/>
                 <w:highlight w:val="none"/>
@@ -1286,7 +1296,7 @@
               <w:jc w:val="center"/>
               <w:rPr>
                 <w:rFonts w:hint="default" w:ascii="仿宋_GB2312" w:hAnsi="仿宋_GB2312" w:eastAsia="仿宋_GB2312" w:cs="仿宋_GB2312"/>
-                <w:color w:val="auto"/>
+                <w:color w:val="0000FF"/>
                 <w:sz w:val="21"/>
                 <w:szCs w:val="21"/>
                 <w:highlight w:val="none"/>
@@ -1296,7 +1306,7 @@
             <w:r>
               <w:rPr>
                 <w:rFonts w:hint="eastAsia" w:ascii="仿宋_GB2312" w:hAnsi="仿宋_GB2312" w:eastAsia="仿宋_GB2312" w:cs="仿宋_GB2312"/>
-                <w:color w:val="auto"/>
+                <w:color w:val="0000FF"/>
                 <w:sz w:val="21"/>
                 <w:szCs w:val="21"/>
                 <w:highlight w:val="none"/>
@@ -1457,7 +1467,7 @@
               <w:jc w:val="center"/>
               <w:rPr>
                 <w:rFonts w:hint="eastAsia" w:ascii="仿宋_GB2312" w:hAnsi="仿宋_GB2312" w:eastAsia="仿宋_GB2312" w:cs="仿宋_GB2312"/>
-                <w:color w:val="auto"/>
+                <w:color w:val="0000FF"/>
                 <w:sz w:val="21"/>
                 <w:szCs w:val="21"/>
                 <w:highlight w:val="none"/>
@@ -1467,7 +1477,7 @@
             <w:r>
               <w:rPr>
                 <w:rFonts w:hint="eastAsia" w:ascii="仿宋_GB2312" w:hAnsi="仿宋_GB2312" w:eastAsia="仿宋_GB2312" w:cs="仿宋_GB2312"/>
-                <w:color w:val="auto"/>
+                <w:color w:val="0000FF"/>
                 <w:sz w:val="21"/>
                 <w:szCs w:val="21"/>
                 <w:highlight w:val="none"/>
@@ -1492,7 +1502,7 @@
               <w:jc w:val="center"/>
               <w:rPr>
                 <w:rFonts w:hint="default" w:ascii="仿宋_GB2312" w:hAnsi="仿宋_GB2312" w:eastAsia="仿宋_GB2312" w:cs="仿宋_GB2312"/>
-                <w:color w:val="auto"/>
+                <w:color w:val="0000FF"/>
                 <w:sz w:val="21"/>
                 <w:szCs w:val="21"/>
                 <w:highlight w:val="none"/>
@@ -1502,7 +1512,7 @@
             <w:r>
               <w:rPr>
                 <w:rFonts w:hint="eastAsia" w:ascii="仿宋_GB2312" w:hAnsi="仿宋_GB2312" w:eastAsia="仿宋_GB2312" w:cs="仿宋_GB2312"/>
-                <w:color w:val="auto"/>
+                <w:color w:val="0000FF"/>
                 <w:sz w:val="21"/>
                 <w:szCs w:val="21"/>
                 <w:highlight w:val="none"/>
@@ -1510,6 +1520,8 @@
               </w:rPr>
               <w:t>{{shuilv3}}</w:t>
             </w:r>
+            <w:bookmarkStart w:id="0" w:name="_GoBack"/>
+            <w:bookmarkEnd w:id="0"/>
           </w:p>
         </w:tc>
         <w:tc>
@@ -1527,7 +1539,7 @@
               <w:jc w:val="center"/>
               <w:rPr>
                 <w:rFonts w:hint="default" w:ascii="仿宋_GB2312" w:hAnsi="仿宋_GB2312" w:eastAsia="仿宋_GB2312" w:cs="仿宋_GB2312"/>
-                <w:color w:val="auto"/>
+                <w:color w:val="0000FF"/>
                 <w:sz w:val="21"/>
                 <w:szCs w:val="21"/>
                 <w:highlight w:val="none"/>
@@ -1537,7 +1549,7 @@
             <w:r>
               <w:rPr>
                 <w:rFonts w:hint="eastAsia" w:ascii="仿宋_GB2312" w:hAnsi="仿宋_GB2312" w:eastAsia="仿宋_GB2312" w:cs="仿宋_GB2312"/>
-                <w:color w:val="auto"/>
+                <w:color w:val="0000FF"/>
                 <w:sz w:val="21"/>
                 <w:szCs w:val="21"/>
                 <w:highlight w:val="none"/>
@@ -1848,7 +1860,7 @@
               <w:jc w:val="center"/>
               <w:rPr>
                 <w:rFonts w:hint="eastAsia" w:ascii="仿宋_GB2312" w:hAnsi="仿宋_GB2312" w:eastAsia="仿宋_GB2312" w:cs="仿宋_GB2312"/>
-                <w:color w:val="auto"/>
+                <w:color w:val="0000FF"/>
                 <w:sz w:val="22"/>
                 <w:szCs w:val="22"/>
                 <w:highlight w:val="none"/>
@@ -1858,7 +1870,7 @@
             <w:r>
               <w:rPr>
                 <w:rFonts w:hint="eastAsia" w:ascii="仿宋_GB2312" w:hAnsi="仿宋_GB2312" w:eastAsia="仿宋_GB2312" w:cs="仿宋_GB2312"/>
-                <w:color w:val="auto"/>
+                <w:color w:val="0000FF"/>
                 <w:sz w:val="22"/>
                 <w:szCs w:val="22"/>
                 <w:highlight w:val="none"/>
@@ -1956,7 +1968,7 @@
               <w:jc w:val="center"/>
               <w:rPr>
                 <w:rFonts w:hint="eastAsia" w:ascii="仿宋_GB2312" w:hAnsi="仿宋_GB2312" w:eastAsia="仿宋_GB2312" w:cs="仿宋_GB2312"/>
-                <w:color w:val="auto"/>
+                <w:color w:val="0000FF"/>
                 <w:sz w:val="22"/>
                 <w:szCs w:val="22"/>
                 <w:highlight w:val="none"/>
@@ -1966,7 +1978,7 @@
             <w:r>
               <w:rPr>
                 <w:rFonts w:hint="eastAsia" w:ascii="仿宋_GB2312" w:hAnsi="仿宋_GB2312" w:eastAsia="仿宋_GB2312" w:cs="仿宋_GB2312"/>
-                <w:color w:val="auto"/>
+                <w:color w:val="0000FF"/>
                 <w:sz w:val="22"/>
                 <w:szCs w:val="22"/>
                 <w:highlight w:val="none"/>
@@ -2063,7 +2075,7 @@
               <w:jc w:val="center"/>
               <w:rPr>
                 <w:rFonts w:hint="eastAsia" w:ascii="仿宋_GB2312" w:hAnsi="仿宋_GB2312" w:eastAsia="仿宋_GB2312" w:cs="仿宋_GB2312"/>
-                <w:color w:val="auto"/>
+                <w:color w:val="0000FF"/>
                 <w:sz w:val="22"/>
                 <w:szCs w:val="22"/>
                 <w:highlight w:val="none"/>
@@ -2073,7 +2085,7 @@
             <w:r>
               <w:rPr>
                 <w:rFonts w:hint="eastAsia" w:ascii="仿宋_GB2312" w:hAnsi="仿宋_GB2312" w:eastAsia="仿宋_GB2312" w:cs="仿宋_GB2312"/>
-                <w:color w:val="auto"/>
+                <w:color w:val="0000FF"/>
                 <w:sz w:val="22"/>
                 <w:szCs w:val="22"/>
                 <w:highlight w:val="none"/>
@@ -2527,18 +2539,7 @@
           <w:szCs w:val="21"/>
           <w:highlight w:val="none"/>
         </w:rPr>
-        <w:t>审批权限不涉及的审批栏可根据</w:t>
-      </w:r>
-      <w:bookmarkStart w:id="0" w:name="_GoBack"/>
-      <w:bookmarkEnd w:id="0"/>
-      <w:r>
-        <w:rPr>
-          <w:rFonts w:hint="eastAsia" w:ascii="仿宋_GB2312" w:hAnsi="Times New Roman" w:eastAsia="仿宋_GB2312"/>
-          <w:color w:val="auto"/>
-          <w:szCs w:val="21"/>
-          <w:highlight w:val="none"/>
-        </w:rPr>
-        <w:t>实际情况划“/”。</w:t>
+        <w:t>审批权限不涉及的审批栏可根据实际情况划“/”。</w:t>
       </w:r>
     </w:p>
     <w:sectPr>
@@ -2627,7 +2628,7 @@
     <w:lsdException w:qFormat="1" w:unhideWhenUsed="0" w:uiPriority="0" w:semiHidden="0" w:name="Title"/>
     <w:lsdException w:unhideWhenUsed="0" w:uiPriority="0" w:semiHidden="0" w:name="Closing"/>
     <w:lsdException w:unhideWhenUsed="0" w:uiPriority="0" w:semiHidden="0" w:name="Signature"/>
-    <w:lsdException w:unhideWhenUsed="0" w:uiPriority="0" w:name="Default Paragraph Font"/>
+    <w:lsdException w:qFormat="1" w:unhideWhenUsed="0" w:uiPriority="0" w:name="Default Paragraph Font"/>
     <w:lsdException w:unhideWhenUsed="0" w:uiPriority="0" w:semiHidden="0" w:name="Body Text"/>
     <w:lsdException w:unhideWhenUsed="0" w:uiPriority="0" w:semiHidden="0" w:name="Body Text Indent"/>
     <w:lsdException w:unhideWhenUsed="0" w:uiPriority="0" w:semiHidden="0" w:name="List Continue"/>
@@ -2846,6 +2847,7 @@
   <w:style w:type="character" w:default="1" w:styleId="6">
     <w:name w:val="Default Paragraph Font"/>
     <w:semiHidden/>
+    <w:qFormat/>
     <w:uiPriority w:val="0"/>
   </w:style>
   <w:style w:type="table" w:default="1" w:styleId="4">
